--- a/career/Zain-Dana-Harper-Resume-Evaluation-Tooling-Python-Developer-Tools.docx
+++ b/career/Zain-Dana-Harper-Resume-Evaluation-Tooling-Python-Developer-Tools.docx
@@ -247,7 +247,7 @@
         <w:spacing w:before="0" w:after="30" w:line="240" w:lineRule="auto"/>
       </w:pPr>
       <w:r>
-        <w:t>Flywheel: primary-platform; public route flywheel.html</w:t>
+        <w:t>Flywheel v1.0.1: primary-platform; public route flywheel.html</w:t>
       </w:r>
     </w:p>
     <w:p>

--- a/career/Zain-Dana-Harper-Resume-Evaluation-Tooling-Python-Developer-Tools.docx
+++ b/career/Zain-Dana-Harper-Resume-Evaluation-Tooling-Python-Developer-Tools.docx
@@ -5,24 +5,10 @@
     <w:p>
       <w:pPr>
         <w:pStyle w:val="Title"/>
-        <w:spacing w:before="0" w:after="30" w:line="240" w:lineRule="auto"/>
-      </w:pPr>
-      <w:r>
-        <w:t>Zain Dana Harper - Evaluation Tooling and Python Developer Tools</w:t>
-      </w:r>
-    </w:p>
-    <w:p>
-      <w:pPr>
-        <w:pStyle w:val="Heading2"/>
-        <w:spacing w:before="0" w:after="30" w:line="240" w:lineRule="auto"/>
-      </w:pPr>
-      <w:r>
-        <w:t>Contact</w:t>
-      </w:r>
-    </w:p>
-    <w:p>
-      <w:pPr>
-        <w:spacing w:before="0" w:after="30" w:line="240" w:lineRule="auto"/>
+        <w:keepNext/>
+        <w:keepLines/>
+        <w:widowControl/>
+        <w:spacing w:before="0" w:after="100" w:line="460" w:lineRule="exact"/>
       </w:pPr>
       <w:r>
         <w:t>Zain Dana Harper</w:t>
@@ -30,246 +16,327 @@
     </w:p>
     <w:p>
       <w:pPr>
-        <w:spacing w:before="0" w:after="30" w:line="240" w:lineRule="auto"/>
+        <w:keepNext/>
+        <w:keepLines/>
+        <w:widowControl/>
+        <w:spacing w:before="0" w:after="40" w:line="240" w:lineRule="exact"/>
       </w:pPr>
       <w:r>
-        <w:t>Seattle, Washington | zaindharper@gmail.com</w:t>
+        <w:rPr>
+          <w:sz w:val="21"/>
+        </w:rPr>
+        <w:t>Seattle, Washington | zaindharper@gmail.com | harperz9.github.io</w:t>
       </w:r>
     </w:p>
     <w:p>
       <w:pPr>
-        <w:spacing w:before="0" w:after="30" w:line="240" w:lineRule="auto"/>
+        <w:keepNext/>
+        <w:keepLines/>
+        <w:widowControl/>
+        <w:spacing w:before="0" w:after="40" w:line="240" w:lineRule="exact"/>
       </w:pPr>
       <w:r>
-        <w:t>https://www.linkedin.com/in/zaindanaharper/</w:t>
+        <w:rPr>
+          <w:sz w:val="21"/>
+        </w:rPr>
+        <w:t>linkedin.com/in/zaindanaharper | github.com/HarperZ9</w:t>
       </w:r>
     </w:p>
     <w:p>
       <w:pPr>
-        <w:spacing w:before="0" w:after="30" w:line="240" w:lineRule="auto"/>
+        <w:pStyle w:val="Subtitle"/>
+        <w:keepNext/>
+        <w:keepLines/>
+        <w:widowControl/>
+        <w:spacing w:before="80" w:after="60" w:line="264" w:lineRule="exact"/>
       </w:pPr>
       <w:r>
-        <w:t>https://github.com/HarperZ9</w:t>
+        <w:t>AI Systems Engineering | Evaluation | Python Developer Tools</w:t>
       </w:r>
     </w:p>
     <w:p>
       <w:pPr>
-        <w:spacing w:before="0" w:after="30" w:line="240" w:lineRule="auto"/>
+        <w:pStyle w:val="Heading1"/>
+        <w:keepNext/>
+        <w:keepLines/>
+        <w:widowControl/>
+        <w:spacing w:before="120" w:after="60" w:line="280" w:lineRule="exact"/>
       </w:pPr>
       <w:r>
-        <w:t>https://harperz9.github.io</w:t>
+        <w:t>Professional Summary</w:t>
+      </w:r>
+    </w:p>
+    <w:p>
+      <w:pPr>
+        <w:keepNext w:val="0"/>
+        <w:keepLines/>
+        <w:widowControl/>
+        <w:spacing w:before="0" w:after="60" w:line="252" w:lineRule="exact"/>
+      </w:pPr>
+      <w:r>
+        <w:t>Independent systems engineer who builds AI tools and verifies their outputs. Owns architecture, implementation, testing, and release delivery across Flywheel and companion systems. Contributes upstream fixes that prevent evaluation crashes, configuration data loss, and misleading API responses.</w:t>
+      </w:r>
+    </w:p>
+    <w:p>
+      <w:pPr>
+        <w:pStyle w:val="Heading1"/>
+        <w:keepNext/>
+        <w:keepLines/>
+        <w:widowControl/>
+        <w:spacing w:before="120" w:after="60" w:line="280" w:lineRule="exact"/>
+      </w:pPr>
+      <w:r>
+        <w:t>Technical Skills</w:t>
+      </w:r>
+    </w:p>
+    <w:p>
+      <w:pPr>
+        <w:keepNext w:val="0"/>
+        <w:keepLines/>
+        <w:widowControl/>
+        <w:spacing w:before="0" w:after="60" w:line="252" w:lineRule="exact"/>
+      </w:pPr>
+      <w:r>
+        <w:t>Python, Rust, C++, Dart/Flutter, SQL, GitHub Actions, pytest, Linux, Windows; AI evaluation, MCP, APIs, deterministic testing, typed capabilities, approval gates, offline verification.</w:t>
+      </w:r>
+    </w:p>
+    <w:p>
+      <w:pPr>
+        <w:pStyle w:val="Heading1"/>
+        <w:keepNext/>
+        <w:keepLines/>
+        <w:widowControl/>
+        <w:spacing w:before="120" w:after="60" w:line="280" w:lineRule="exact"/>
+      </w:pPr>
+      <w:r>
+        <w:t>Professional Experience</w:t>
       </w:r>
     </w:p>
     <w:p>
       <w:pPr>
         <w:pStyle w:val="Heading2"/>
-        <w:spacing w:before="0" w:after="30" w:line="240" w:lineRule="auto"/>
+        <w:keepNext/>
+        <w:keepLines/>
+        <w:widowControl/>
+        <w:spacing w:before="100" w:after="40" w:line="256" w:lineRule="exact"/>
       </w:pPr>
       <w:r>
-        <w:t>Target</w:t>
+        <w:t>Independent Systems Engineer | Independent practice | 2023 to Present</w:t>
       </w:r>
     </w:p>
     <w:p>
       <w:pPr>
-        <w:spacing w:before="0" w:after="30" w:line="240" w:lineRule="auto"/>
+        <w:pStyle w:val="ListBullet"/>
+        <w:keepNext w:val="0"/>
+        <w:keepLines/>
+        <w:widowControl/>
+        <w:spacing w:before="0" w:after="60" w:line="252" w:lineRule="exact"/>
+        <w:ind w:left="245" w:hanging="173"/>
       </w:pPr>
       <w:r>
-        <w:t>Evaluation Tooling and Python Developer Tools</w:t>
+        <w:t>Built and shipped Flywheel, a Python/Flutter workstation unifying Rowan, model routing, and tool-driven tasks; packaged its engine in a Windows installer to remove a separate Python setup step.</w:t>
+      </w:r>
+    </w:p>
+    <w:p>
+      <w:pPr>
+        <w:pStyle w:val="ListBullet"/>
+        <w:keepNext w:val="0"/>
+        <w:keepLines/>
+        <w:widowControl/>
+        <w:spacing w:before="0" w:after="60" w:line="252" w:lineRule="exact"/>
+        <w:ind w:left="245" w:hanging="173"/>
+      </w:pPr>
+      <w:r>
+        <w:t>Authored 324 exhaustive terminal-state cases and a 337-case component suite with 5,058 frozen expectations, giving evaluators reproducible checks for failed outputs and repairs.</w:t>
+      </w:r>
+    </w:p>
+    <w:p>
+      <w:pPr>
+        <w:pStyle w:val="ListBullet"/>
+        <w:keepNext w:val="0"/>
+        <w:keepLines/>
+        <w:widowControl/>
+        <w:spacing w:before="0" w:after="60" w:line="252" w:lineRule="exact"/>
+        <w:ind w:left="245" w:hanging="173"/>
+      </w:pPr>
+      <w:r>
+        <w:t>Built Articulate for auditable writing analysis and Accountable Surface for scoped approvals, postcondition checks, and computer-use adapters, making edits and actions inspectable.</w:t>
+      </w:r>
+    </w:p>
+    <w:p>
+      <w:pPr>
+        <w:pStyle w:val="ListBullet"/>
+        <w:keepNext w:val="0"/>
+        <w:keepLines/>
+        <w:widowControl/>
+        <w:spacing w:before="0" w:after="60" w:line="252" w:lineRule="exact"/>
+        <w:ind w:left="245" w:hanging="173"/>
+      </w:pPr>
+      <w:r>
+        <w:t>Developed BuildLang capability checks and Phantom audit/restore workflows, making permissions and reversible system changes explicit in the implementation.</w:t>
       </w:r>
     </w:p>
     <w:p>
       <w:pPr>
         <w:pStyle w:val="Heading2"/>
-        <w:spacing w:before="0" w:after="30" w:line="240" w:lineRule="auto"/>
+        <w:keepNext/>
+        <w:keepLines/>
+        <w:widowControl/>
+        <w:spacing w:before="100" w:after="40" w:line="256" w:lineRule="exact"/>
       </w:pPr>
       <w:r>
-        <w:t>Summary</w:t>
+        <w:t>Arboriculture and Field Operations | Legendary Tree</w:t>
       </w:r>
     </w:p>
     <w:p>
       <w:pPr>
-        <w:spacing w:before="0" w:after="30" w:line="240" w:lineRule="auto"/>
+        <w:keepNext/>
+        <w:keepLines/>
+        <w:widowControl/>
+        <w:spacing w:before="0" w:after="60" w:line="240" w:lineRule="exact"/>
       </w:pPr>
       <w:r>
-        <w:t>Evaluation tooling and Python developer-tools candidate with accepted external fixes in</w:t>
+        <w:rPr>
+          <w:sz w:val="21"/>
+        </w:rPr>
+        <w:t>Seattle area | April 25, 2015 to June 2, 2026</w:t>
       </w:r>
     </w:p>
     <w:p>
       <w:pPr>
-        <w:spacing w:before="0" w:after="30" w:line="240" w:lineRule="auto"/>
+        <w:pStyle w:val="ListBullet"/>
+        <w:keepNext w:val="0"/>
+        <w:keepLines/>
+        <w:widowControl/>
+        <w:spacing w:before="0" w:after="60" w:line="252" w:lineRule="exact"/>
+        <w:ind w:left="245" w:hanging="173"/>
       </w:pPr>
       <w:r>
-        <w:t>correctness, parsing, and error-handling surfaces before owned evaluation infrastructure.</w:t>
+        <w:t>Turned site assessments into estimates, proposals, and workable job scopes; coordinated clients, crews, and vendors so teams understood access constraints, timing, and hazards.</w:t>
       </w:r>
     </w:p>
     <w:p>
       <w:pPr>
         <w:pStyle w:val="Heading2"/>
-        <w:spacing w:before="0" w:after="30" w:line="240" w:lineRule="auto"/>
+        <w:keepNext/>
+        <w:keepLines/>
+        <w:widowControl/>
+        <w:spacing w:before="100" w:after="40" w:line="256" w:lineRule="exact"/>
       </w:pPr>
       <w:r>
-        <w:t>Accepted external work</w:t>
+        <w:t>Technical Networking Support | Stream/Convergys | 2014 to 2015</w:t>
       </w:r>
     </w:p>
     <w:p>
       <w:pPr>
-        <w:spacing w:before="0" w:after="30" w:line="240" w:lineRule="auto"/>
+        <w:keepNext/>
+        <w:keepLines/>
+        <w:widowControl/>
+        <w:spacing w:before="0" w:after="60" w:line="240" w:lineRule="exact"/>
       </w:pPr>
       <w:r>
-        <w:t>confident-ai/deepeval PR 2822: Corrected comparison behavior for unhashable tool outputs.</w:t>
+        <w:rPr>
+          <w:sz w:val="21"/>
+        </w:rPr>
+        <w:t>Xbox/Microsoft product contract | Wilsonville, Oregon</w:t>
       </w:r>
     </w:p>
     <w:p>
       <w:pPr>
-        <w:spacing w:before="0" w:after="30" w:line="240" w:lineRule="auto"/>
+        <w:pStyle w:val="ListBullet"/>
+        <w:keepNext w:val="0"/>
+        <w:keepLines/>
+        <w:widowControl/>
+        <w:spacing w:before="0" w:after="60" w:line="252" w:lineRule="exact"/>
+        <w:ind w:left="245" w:hanging="173"/>
       </w:pPr>
       <w:r>
-        <w:t>python-poetry/tomlkit PR 549: Preserved the following dotted-key sibling during replacement.</w:t>
-      </w:r>
-    </w:p>
-    <w:p>
-      <w:pPr>
-        <w:spacing w:before="0" w:after="30" w:line="240" w:lineRule="auto"/>
-      </w:pPr>
-      <w:r>
-        <w:t>simonw/datasette PR 2815: Returned a client error for wrong-arity composite-key row URLs.</w:t>
+        <w:t>Diagnosed Xbox connectivity problems across TCP/IP, DNS, NAT, firewalls, and routers; guided customers through resolutions and documented steps for consistent support handoffs.</w:t>
       </w:r>
     </w:p>
     <w:p>
       <w:pPr>
         <w:pStyle w:val="Heading2"/>
-        <w:spacing w:before="0" w:after="30" w:line="240" w:lineRule="auto"/>
+        <w:keepNext/>
+        <w:keepLines/>
+        <w:widowControl/>
+        <w:spacing w:before="100" w:after="40" w:line="256" w:lineRule="exact"/>
       </w:pPr>
       <w:r>
-        <w:t>Relevant skills</w:t>
+        <w:t>Freelance Technical Writer | Independent projects | Began 2017</w:t>
       </w:r>
     </w:p>
     <w:p>
       <w:pPr>
-        <w:spacing w:before="0" w:after="30" w:line="240" w:lineRule="auto"/>
+        <w:pStyle w:val="ListBullet"/>
+        <w:keepNext w:val="0"/>
+        <w:keepLines/>
+        <w:widowControl/>
+        <w:spacing w:before="0" w:after="60" w:line="252" w:lineRule="exact"/>
+        <w:ind w:left="245" w:hanging="173"/>
       </w:pPr>
       <w:r>
-        <w:t>Python testing, parser edge cases, evaluation harnesses, terminal-state fixtures, payload</w:t>
+        <w:t>Wrote implementation guides, API documentation, and release notes that translated technical changes into usable instructions for developers and customers.</w:t>
       </w:r>
     </w:p>
     <w:p>
       <w:pPr>
-        <w:spacing w:before="0" w:after="30" w:line="240" w:lineRule="auto"/>
+        <w:pStyle w:val="Heading1"/>
+        <w:keepNext/>
+        <w:keepLines/>
+        <w:widowControl/>
+        <w:spacing w:before="120" w:after="60" w:line="280" w:lineRule="exact"/>
       </w:pPr>
       <w:r>
-        <w:t>canonicalization, and failure-mode analysis.</w:t>
+        <w:t>Selected Open-Source Contributions</w:t>
       </w:r>
     </w:p>
     <w:p>
       <w:pPr>
-        <w:spacing w:before="0" w:after="30" w:line="240" w:lineRule="auto"/>
+        <w:pStyle w:val="ListBullet"/>
+        <w:keepNext w:val="0"/>
+        <w:keepLines/>
+        <w:widowControl/>
+        <w:spacing w:before="0" w:after="60" w:line="252" w:lineRule="exact"/>
+        <w:ind w:left="245" w:hanging="173"/>
       </w:pPr>
       <w:r>
-        <w:t>Evidence-backed issue reproduction, minimal patches, deterministic fixtures, and verification</w:t>
+        <w:t>DeepEval #2822: fixed crashes on unhashable tool outputs and nested parameters; added regression tests to protect evaluation reliability. Merged.</w:t>
       </w:r>
     </w:p>
     <w:p>
       <w:pPr>
-        <w:spacing w:before="0" w:after="30" w:line="240" w:lineRule="auto"/>
+        <w:pStyle w:val="ListBullet"/>
+        <w:keepNext w:val="0"/>
+        <w:keepLines/>
+        <w:widowControl/>
+        <w:spacing w:before="0" w:after="60" w:line="252" w:lineRule="exact"/>
+        <w:ind w:left="245" w:hanging="173"/>
       </w:pPr>
       <w:r>
-        <w:t>receipts.</w:t>
+        <w:t>TOMLKit #549: preserved sibling keys during dotted-key replacement, preventing silent configuration data loss on round trips. Merged.</w:t>
       </w:r>
     </w:p>
     <w:p>
       <w:pPr>
-        <w:pStyle w:val="Heading2"/>
-        <w:spacing w:before="0" w:after="30" w:line="240" w:lineRule="auto"/>
+        <w:pStyle w:val="ListBullet"/>
+        <w:keepNext w:val="0"/>
+        <w:keepLines/>
+        <w:widowControl/>
+        <w:spacing w:before="0" w:after="60" w:line="252" w:lineRule="exact"/>
+        <w:ind w:left="245" w:hanging="173"/>
       </w:pPr>
       <w:r>
-        <w:t>Experience</w:t>
+        <w:t>Datasette #2815: validated composite-key arity so malformed row URLs return a client error rather than a server failure or misleading result. Merged.</w:t>
       </w:r>
     </w:p>
     <w:p>
       <w:pPr>
-        <w:spacing w:before="0" w:after="30" w:line="240" w:lineRule="auto"/>
-      </w:pPr>
-      <w:r>
-        <w:t>Technical Networking Support, Xbox/Microsoft contract | subcontracted through Stream/Convergys | Wilsonville, Oregon | 2014 to 2015</w:t>
-      </w:r>
-    </w:p>
-    <w:p>
-      <w:pPr>
-        <w:spacing w:before="0" w:after="30" w:line="240" w:lineRule="auto"/>
-      </w:pPr>
-      <w:r>
-        <w:t>Full-time operations and commercial arboriculture | Legendary Tree (organization label) | April 25, 2015 to June 2, 2026</w:t>
-      </w:r>
-    </w:p>
-    <w:p>
-      <w:pPr>
-        <w:spacing w:before="0" w:after="30" w:line="240" w:lineRule="auto"/>
-      </w:pPr>
-      <w:r>
-        <w:t>Legendary Tree is the applicant-provided organization label; no conventional job title or legal employer of record is asserted.</w:t>
-      </w:r>
-    </w:p>
-    <w:p>
-      <w:pPr>
-        <w:spacing w:before="0" w:after="30" w:line="240" w:lineRule="auto"/>
-      </w:pPr>
-      <w:r>
-        <w:t>Freelance Technical Writer, Documentation, and Product Operations | independent practice | started 2017</w:t>
-      </w:r>
-    </w:p>
-    <w:p>
-      <w:pPr>
-        <w:spacing w:before="0" w:after="30" w:line="240" w:lineRule="auto"/>
-      </w:pPr>
-      <w:r>
-        <w:t>Independent Systems Engineer | independent practice | started 2023</w:t>
-      </w:r>
-    </w:p>
-    <w:p>
-      <w:pPr>
-        <w:spacing w:before="0" w:after="30" w:line="240" w:lineRule="auto"/>
-      </w:pPr>
-      <w:r>
-        <w:t>The 2017 and 2023 start years do not state current status or an end date; both remain unspecified.</w:t>
-      </w:r>
-    </w:p>
-    <w:p>
-      <w:pPr>
-        <w:pStyle w:val="Heading2"/>
-        <w:spacing w:before="0" w:after="30" w:line="240" w:lineRule="auto"/>
-      </w:pPr>
-      <w:r>
-        <w:t>Selected owned work</w:t>
-      </w:r>
-    </w:p>
-    <w:p>
-      <w:pPr>
-        <w:spacing w:before="0" w:after="30" w:line="240" w:lineRule="auto"/>
-      </w:pPr>
-      <w:r>
-        <w:t>Flywheel v1.0.1: primary-platform; public route flywheel.html</w:t>
-      </w:r>
-    </w:p>
-    <w:p>
-      <w:pPr>
-        <w:spacing w:before="0" w:after="30" w:line="240" w:lineRule="auto"/>
-      </w:pPr>
-      <w:r>
-        <w:t>Crucible: measured-judgment-layer; public route crucible.html</w:t>
-      </w:r>
-    </w:p>
-    <w:p>
-      <w:pPr>
-        <w:spacing w:before="0" w:after="30" w:line="240" w:lineRule="auto"/>
-      </w:pPr>
-      <w:r>
-        <w:t>Index: workspace-map-and-context-layer; public route index-graph.html</w:t>
-      </w:r>
-    </w:p>
-    <w:p>
-      <w:pPr>
-        <w:pStyle w:val="Heading2"/>
-        <w:spacing w:before="0" w:after="30" w:line="240" w:lineRule="auto"/>
+        <w:pStyle w:val="Heading1"/>
+        <w:keepNext/>
+        <w:keepLines/>
+        <w:widowControl/>
+        <w:spacing w:before="120" w:after="60" w:line="280" w:lineRule="exact"/>
       </w:pPr>
       <w:r>
         <w:t>Education</w:t>
@@ -277,15 +344,18 @@
     </w:p>
     <w:p>
       <w:pPr>
-        <w:spacing w:before="0" w:after="30" w:line="240" w:lineRule="auto"/>
+        <w:keepNext w:val="0"/>
+        <w:keepLines/>
+        <w:widowControl/>
+        <w:spacing w:before="0" w:after="60" w:line="252" w:lineRule="exact"/>
       </w:pPr>
       <w:r>
-        <w:t>High School Diploma, Wilsonville High School, 2013</w:t>
+        <w:t>High School Diploma | Wilsonville High School, Oregon | 2013</w:t>
       </w:r>
     </w:p>
     <w:sectPr>
       <w:pgSz w:w="12240" w:h="15840"/>
-      <w:pgMar w:top="605" w:right="720" w:bottom="605" w:left="720" w:header="720" w:footer="720" w:gutter="0"/>
+      <w:pgMar w:top="792" w:right="864" w:bottom="792" w:left="864" w:header="720" w:footer="720" w:gutter="0"/>
       <w:cols w:space="720"/>
       <w:docGrid w:linePitch="360"/>
     </w:sectPr>
@@ -658,7 +728,11 @@
     <w:rsid w:val="00FC693F"/>
     <w:rPr>
       <w:rFonts w:ascii="Arial" w:hAnsi="Arial"/>
-      <w:sz w:val="16"/>
+      <w:b w:val="0"/>
+      <w:i w:val="0"/>
+      <w:color w:val="000000"/>
+      <w:sz w:val="21"/>
+      <w:lang w:val="en-US"/>
     </w:rPr>
   </w:style>
   <w:style w:type="paragraph" w:styleId="Header">
@@ -675,6 +749,9 @@
       </w:tabs>
       <w:spacing w:after="0" w:line="240" w:lineRule="auto"/>
     </w:pPr>
+    <w:rPr>
+      <w:lang w:val="en-US"/>
+    </w:rPr>
   </w:style>
   <w:style w:type="character" w:customStyle="1" w:styleId="HeaderChar">
     <w:name w:val="Header Char"/>
@@ -697,6 +774,9 @@
       </w:tabs>
       <w:spacing w:after="0" w:line="240" w:lineRule="auto"/>
     </w:pPr>
+    <w:rPr>
+      <w:lang w:val="en-US"/>
+    </w:rPr>
   </w:style>
   <w:style w:type="character" w:customStyle="1" w:styleId="FooterChar">
     <w:name w:val="Footer Char"/>
@@ -720,12 +800,14 @@
       <w:outlineLvl w:val="0"/>
     </w:pPr>
     <w:rPr>
-      <w:rFonts w:asciiTheme="majorHAnsi" w:eastAsiaTheme="majorEastAsia" w:hAnsiTheme="majorHAnsi" w:cstheme="majorBidi"/>
+      <w:rFonts w:asciiTheme="majorHAnsi" w:eastAsiaTheme="majorEastAsia" w:hAnsiTheme="majorHAnsi" w:cstheme="majorBidi" w:ascii="Arial" w:hAnsi="Arial"/>
       <w:b/>
       <w:bCs/>
-      <w:color w:val="365F91" w:themeColor="accent1" w:themeShade="BF"/>
-      <w:sz w:val="28"/>
+      <w:i w:val="0"/>
+      <w:color w:val="000000"/>
+      <w:sz w:val="23"/>
       <w:szCs w:val="28"/>
+      <w:lang w:val="en-US"/>
     </w:rPr>
   </w:style>
   <w:style w:type="paragraph" w:styleId="Heading2">
@@ -747,9 +829,11 @@
       <w:rFonts w:asciiTheme="majorHAnsi" w:eastAsiaTheme="majorEastAsia" w:hAnsiTheme="majorHAnsi" w:cstheme="majorBidi" w:ascii="Arial" w:hAnsi="Arial"/>
       <w:b/>
       <w:bCs/>
-      <w:color w:val="4F81BD" w:themeColor="accent1"/>
-      <w:sz w:val="18"/>
+      <w:i w:val="0"/>
+      <w:color w:val="000000"/>
+      <w:sz w:val="22"/>
       <w:szCs w:val="26"/>
+      <w:lang w:val="en-US"/>
     </w:rPr>
   </w:style>
   <w:style w:type="paragraph" w:styleId="Heading3">
@@ -772,6 +856,7 @@
       <w:b/>
       <w:bCs/>
       <w:color w:val="4F81BD" w:themeColor="accent1"/>
+      <w:lang w:val="en-US"/>
     </w:rPr>
   </w:style>
   <w:style w:type="paragraph" w:styleId="Heading4">
@@ -797,6 +882,7 @@
       <w:i/>
       <w:iCs/>
       <w:color w:val="4F81BD" w:themeColor="accent1"/>
+      <w:lang w:val="en-US"/>
     </w:rPr>
   </w:style>
   <w:style w:type="paragraph" w:styleId="Heading5">
@@ -818,6 +904,7 @@
     <w:rPr>
       <w:rFonts w:asciiTheme="majorHAnsi" w:eastAsiaTheme="majorEastAsia" w:hAnsiTheme="majorHAnsi" w:cstheme="majorBidi"/>
       <w:color w:val="243F60" w:themeColor="accent1" w:themeShade="7F"/>
+      <w:lang w:val="en-US"/>
     </w:rPr>
   </w:style>
   <w:style w:type="paragraph" w:styleId="Heading6">
@@ -841,6 +928,7 @@
       <w:i/>
       <w:iCs/>
       <w:color w:val="243F60" w:themeColor="accent1" w:themeShade="7F"/>
+      <w:lang w:val="en-US"/>
     </w:rPr>
   </w:style>
   <w:style w:type="paragraph" w:styleId="Heading7">
@@ -864,6 +952,7 @@
       <w:i/>
       <w:iCs/>
       <w:color w:val="404040" w:themeColor="text1" w:themeTint="BF"/>
+      <w:lang w:val="en-US"/>
     </w:rPr>
   </w:style>
   <w:style w:type="paragraph" w:styleId="Heading8">
@@ -887,6 +976,7 @@
       <w:color w:val="4F81BD" w:themeColor="accent1"/>
       <w:sz w:val="20"/>
       <w:szCs w:val="20"/>
+      <w:lang w:val="en-US"/>
     </w:rPr>
   </w:style>
   <w:style w:type="paragraph" w:styleId="Heading9">
@@ -912,6 +1002,7 @@
       <w:color w:val="404040" w:themeColor="text1" w:themeTint="BF"/>
       <w:sz w:val="20"/>
       <w:szCs w:val="20"/>
+      <w:lang w:val="en-US"/>
     </w:rPr>
   </w:style>
   <w:style w:type="character" w:default="1" w:styleId="DefaultParagraphFont">
@@ -949,6 +1040,9 @@
     <w:pPr>
       <w:spacing w:after="0" w:line="240" w:lineRule="auto"/>
     </w:pPr>
+    <w:rPr>
+      <w:lang w:val="en-US"/>
+    </w:rPr>
   </w:style>
   <w:style w:type="character" w:customStyle="1" w:styleId="Heading1Char">
     <w:name w:val="Heading 1 Char"/>
@@ -1010,11 +1104,14 @@
     </w:pPr>
     <w:rPr>
       <w:rFonts w:asciiTheme="majorHAnsi" w:eastAsiaTheme="majorEastAsia" w:hAnsiTheme="majorHAnsi" w:cstheme="majorBidi" w:ascii="Arial" w:hAnsi="Arial"/>
-      <w:color w:val="17365D" w:themeColor="text2" w:themeShade="BF"/>
+      <w:b/>
+      <w:i w:val="0"/>
+      <w:color w:val="000000"/>
       <w:spacing w:val="5"/>
       <w:kern w:val="28"/>
-      <w:sz w:val="28"/>
+      <w:sz w:val="40"/>
       <w:szCs w:val="52"/>
+      <w:lang w:val="en-US"/>
     </w:rPr>
   </w:style>
   <w:style w:type="character" w:customStyle="1" w:styleId="TitleChar">
@@ -1046,13 +1143,15 @@
       </w:numPr>
     </w:pPr>
     <w:rPr>
-      <w:rFonts w:asciiTheme="majorHAnsi" w:eastAsiaTheme="majorEastAsia" w:hAnsiTheme="majorHAnsi" w:cstheme="majorBidi"/>
-      <w:i/>
+      <w:rFonts w:asciiTheme="majorHAnsi" w:eastAsiaTheme="majorEastAsia" w:hAnsiTheme="majorHAnsi" w:cstheme="majorBidi" w:ascii="Arial" w:hAnsi="Arial"/>
+      <w:b/>
+      <w:i w:val="0"/>
       <w:iCs/>
-      <w:color w:val="4F81BD" w:themeColor="accent1"/>
+      <w:color w:val="000000"/>
       <w:spacing w:val="15"/>
-      <w:sz w:val="24"/>
+      <w:sz w:val="22"/>
       <w:szCs w:val="24"/>
+      <w:lang w:val="en-US"/>
     </w:rPr>
   </w:style>
   <w:style w:type="character" w:customStyle="1" w:styleId="SubtitleChar">
@@ -1081,6 +1180,9 @@
       <w:ind w:left="720"/>
       <w:contextualSpacing/>
     </w:pPr>
+    <w:rPr>
+      <w:lang w:val="en-US"/>
+    </w:rPr>
   </w:style>
   <w:style w:type="paragraph" w:styleId="BodyText">
     <w:name w:val="Body Text"/>
@@ -1092,6 +1194,9 @@
     <w:pPr>
       <w:spacing w:after="120"/>
     </w:pPr>
+    <w:rPr>
+      <w:lang w:val="en-US"/>
+    </w:rPr>
   </w:style>
   <w:style w:type="character" w:customStyle="1" w:styleId="BodyTextChar">
     <w:name w:val="Body Text Char"/>
@@ -1110,6 +1215,9 @@
     <w:pPr>
       <w:spacing w:after="120" w:line="480" w:lineRule="auto"/>
     </w:pPr>
+    <w:rPr>
+      <w:lang w:val="en-US"/>
+    </w:rPr>
   </w:style>
   <w:style w:type="character" w:customStyle="1" w:styleId="BodyText2Char">
     <w:name w:val="Body Text 2 Char"/>
@@ -1131,6 +1239,7 @@
     <w:rPr>
       <w:sz w:val="16"/>
       <w:szCs w:val="16"/>
+      <w:lang w:val="en-US"/>
     </w:rPr>
   </w:style>
   <w:style w:type="character" w:customStyle="1" w:styleId="BodyText3Char">
@@ -1154,6 +1263,9 @@
       <w:ind w:left="360" w:hanging="360"/>
       <w:contextualSpacing/>
     </w:pPr>
+    <w:rPr>
+      <w:lang w:val="en-US"/>
+    </w:rPr>
   </w:style>
   <w:style w:type="paragraph" w:styleId="List2">
     <w:name w:val="List 2"/>
@@ -1165,6 +1277,9 @@
       <w:ind w:left="720" w:hanging="360"/>
       <w:contextualSpacing/>
     </w:pPr>
+    <w:rPr>
+      <w:lang w:val="en-US"/>
+    </w:rPr>
   </w:style>
   <w:style w:type="paragraph" w:styleId="List3">
     <w:name w:val="List 3"/>
@@ -1176,6 +1291,9 @@
       <w:ind w:left="1080" w:hanging="360"/>
       <w:contextualSpacing/>
     </w:pPr>
+    <w:rPr>
+      <w:lang w:val="en-US"/>
+    </w:rPr>
   </w:style>
   <w:style w:type="paragraph" w:styleId="ListBullet">
     <w:name w:val="List Bullet"/>
@@ -1189,6 +1307,14 @@
       </w:numPr>
       <w:contextualSpacing/>
     </w:pPr>
+    <w:rPr>
+      <w:rFonts w:ascii="Arial" w:hAnsi="Arial"/>
+      <w:b w:val="0"/>
+      <w:i w:val="0"/>
+      <w:color w:val="000000"/>
+      <w:sz w:val="21"/>
+      <w:lang w:val="en-US"/>
+    </w:rPr>
   </w:style>
   <w:style w:type="paragraph" w:styleId="ListBullet2">
     <w:name w:val="List Bullet 2"/>
@@ -1202,6 +1328,9 @@
       </w:numPr>
       <w:contextualSpacing/>
     </w:pPr>
+    <w:rPr>
+      <w:lang w:val="en-US"/>
+    </w:rPr>
   </w:style>
   <w:style w:type="paragraph" w:styleId="ListBullet3">
     <w:name w:val="List Bullet 3"/>
@@ -1215,6 +1344,9 @@
       </w:numPr>
       <w:contextualSpacing/>
     </w:pPr>
+    <w:rPr>
+      <w:lang w:val="en-US"/>
+    </w:rPr>
   </w:style>
   <w:style w:type="paragraph" w:styleId="ListNumber">
     <w:name w:val="List Number"/>
@@ -1228,6 +1360,9 @@
       </w:numPr>
       <w:contextualSpacing/>
     </w:pPr>
+    <w:rPr>
+      <w:lang w:val="en-US"/>
+    </w:rPr>
   </w:style>
   <w:style w:type="paragraph" w:styleId="ListNumber2">
     <w:name w:val="List Number 2"/>
@@ -1241,6 +1376,9 @@
       </w:numPr>
       <w:contextualSpacing/>
     </w:pPr>
+    <w:rPr>
+      <w:lang w:val="en-US"/>
+    </w:rPr>
   </w:style>
   <w:style w:type="paragraph" w:styleId="ListNumber3">
     <w:name w:val="List Number 3"/>
@@ -1254,6 +1392,9 @@
       </w:numPr>
       <w:contextualSpacing/>
     </w:pPr>
+    <w:rPr>
+      <w:lang w:val="en-US"/>
+    </w:rPr>
   </w:style>
   <w:style w:type="paragraph" w:styleId="ListContinue">
     <w:name w:val="List Continue"/>
@@ -1266,6 +1407,9 @@
       <w:ind w:left="360"/>
       <w:contextualSpacing/>
     </w:pPr>
+    <w:rPr>
+      <w:lang w:val="en-US"/>
+    </w:rPr>
   </w:style>
   <w:style w:type="paragraph" w:styleId="ListContinue2">
     <w:name w:val="List Continue 2"/>
@@ -1278,6 +1422,9 @@
       <w:ind w:left="720"/>
       <w:contextualSpacing/>
     </w:pPr>
+    <w:rPr>
+      <w:lang w:val="en-US"/>
+    </w:rPr>
   </w:style>
   <w:style w:type="paragraph" w:styleId="ListContinue3">
     <w:name w:val="List Continue 3"/>
@@ -1290,6 +1437,9 @@
       <w:ind w:left="1080"/>
       <w:contextualSpacing/>
     </w:pPr>
+    <w:rPr>
+      <w:lang w:val="en-US"/>
+    </w:rPr>
   </w:style>
   <w:style w:type="paragraph" w:styleId="MacroText">
     <w:name w:val="macro"/>
@@ -1312,6 +1462,7 @@
       <w:rFonts w:ascii="Courier" w:hAnsi="Courier"/>
       <w:sz w:val="20"/>
       <w:szCs w:val="20"/>
+      <w:lang w:val="en-US"/>
     </w:rPr>
   </w:style>
   <w:style w:type="character" w:customStyle="1" w:styleId="MacroTextChar">
@@ -1338,6 +1489,7 @@
       <w:i/>
       <w:iCs/>
       <w:color w:val="000000" w:themeColor="text1"/>
+      <w:lang w:val="en-US"/>
     </w:rPr>
   </w:style>
   <w:style w:type="character" w:customStyle="1" w:styleId="QuoteChar">
@@ -1456,6 +1608,7 @@
       <w:color w:val="4F81BD" w:themeColor="accent1"/>
       <w:sz w:val="18"/>
       <w:szCs w:val="18"/>
+      <w:lang w:val="en-US"/>
     </w:rPr>
   </w:style>
   <w:style w:type="character" w:styleId="Strong">
@@ -1501,6 +1654,7 @@
       <w:i/>
       <w:iCs/>
       <w:color w:val="4F81BD" w:themeColor="accent1"/>
+      <w:lang w:val="en-US"/>
     </w:rPr>
   </w:style>
   <w:style w:type="character" w:customStyle="1" w:styleId="IntenseQuoteChar">
@@ -1595,6 +1749,9 @@
     <w:pPr>
       <w:outlineLvl w:val="9"/>
     </w:pPr>
+    <w:rPr>
+      <w:lang w:val="en-US"/>
+    </w:rPr>
   </w:style>
   <w:style w:type="table" w:styleId="TableGrid">
     <w:name w:val="Table Grid"/>

--- a/career/Zain-Dana-Harper-Resume-Evaluation-Tooling-Python-Developer-Tools.docx
+++ b/career/Zain-Dana-Harper-Resume-Evaluation-Tooling-Python-Developer-Tools.docx
@@ -25,7 +25,7 @@
         <w:rPr>
           <w:sz w:val="21"/>
         </w:rPr>
-        <w:t>Seattle, Washington | zaindharper@gmail.com | harperz9.github.io</w:t>
+        <w:t>Kent, Washington | zaindharper@gmail.com | harperz9.github.io</w:t>
       </w:r>
     </w:p>
     <w:p>
@@ -74,7 +74,7 @@
         <w:spacing w:before="0" w:after="60" w:line="252" w:lineRule="exact"/>
       </w:pPr>
       <w:r>
-        <w:t>Independent systems engineer who builds AI tools and verifies their outputs. Owns architecture, implementation, testing, and release delivery across Flywheel and companion systems. Contributes upstream fixes that prevent evaluation crashes, configuration data loss, and misleading API responses.</w:t>
+        <w:t>Independent systems engineer building AI tools and verifying outputs. Owns architecture, testing, and release delivery across Flywheel and companion systems; contributes upstream fixes for evaluation crashes, configuration data loss, and API errors.</w:t>
       </w:r>
     </w:p>
     <w:p>
@@ -126,6 +126,20 @@
     </w:p>
     <w:p>
       <w:pPr>
+        <w:keepNext/>
+        <w:keepLines/>
+        <w:widowControl/>
+        <w:spacing w:before="0" w:after="60" w:line="240" w:lineRule="exact"/>
+      </w:pPr>
+      <w:r>
+        <w:rPr>
+          <w:sz w:val="21"/>
+        </w:rPr>
+        <w:t>Sole proprietor since September 2026</w:t>
+      </w:r>
+    </w:p>
+    <w:p>
+      <w:pPr>
         <w:pStyle w:val="ListBullet"/>
         <w:keepNext w:val="0"/>
         <w:keepLines/>
@@ -134,7 +148,7 @@
         <w:ind w:left="245" w:hanging="173"/>
       </w:pPr>
       <w:r>
-        <w:t>Built and shipped Flywheel, a Python/Flutter workstation unifying Rowan, model routing, and tool-driven tasks; packaged its engine in a Windows installer to remove a separate Python setup step.</w:t>
+        <w:t>Built and shipped Flywheel, a Python/Flutter workstation with Rowan orchestration, model routing, tools, and a Windows installer with a bundled engine.</w:t>
       </w:r>
     </w:p>
     <w:p>
@@ -160,7 +174,7 @@
         <w:ind w:left="245" w:hanging="173"/>
       </w:pPr>
       <w:r>
-        <w:t>Built Articulate for auditable writing analysis and Accountable Surface for scoped approvals, postcondition checks, and computer-use adapters, making edits and actions inspectable.</w:t>
+        <w:t>Built Articulate writing analysis and Accountable Surface interfaces for scoped approvals, postcondition checks, and computer-use adapters.</w:t>
       </w:r>
     </w:p>
     <w:p>
@@ -173,7 +187,7 @@
         <w:ind w:left="245" w:hanging="173"/>
       </w:pPr>
       <w:r>
-        <w:t>Developed BuildLang capability checks and Phantom audit/restore workflows, making permissions and reversible system changes explicit in the implementation.</w:t>
+        <w:t>Developed BuildLang capability checks and Phantom audit/restore workflows for explicit permissions and reversible changes.</w:t>
       </w:r>
     </w:p>
     <w:p>
@@ -339,7 +353,18 @@
         <w:spacing w:before="120" w:after="60" w:line="280" w:lineRule="exact"/>
       </w:pPr>
       <w:r>
-        <w:t>Education</w:t>
+        <w:t>Credentials, Training, and Education</w:t>
+      </w:r>
+    </w:p>
+    <w:p>
+      <w:pPr>
+        <w:keepNext w:val="0"/>
+        <w:keepLines/>
+        <w:widowControl/>
+        <w:spacing w:before="0" w:after="60" w:line="252" w:lineRule="exact"/>
+      </w:pPr>
+      <w:r>
+        <w:t>Microsoft Applied Skills: cloud AI security, Entra identity/access, Azure storage security. Coursework: Linux Foundation Developing Secure Software (LFD121); advanced SC-100 application/data security and MCRA/MCSB; BlueDot Impact AGI Strategy. Full record: harperz9.github.io/cv.html.</w:t>
       </w:r>
     </w:p>
     <w:p>

--- a/career/Zain-Dana-Harper-Resume-Evaluation-Tooling-Python-Developer-Tools.docx
+++ b/career/Zain-Dana-Harper-Resume-Evaluation-Tooling-Python-Developer-Tools.docx
@@ -74,7 +74,7 @@
         <w:spacing w:before="0" w:after="60" w:line="252" w:lineRule="exact"/>
       </w:pPr>
       <w:r>
-        <w:t>Independent systems engineer building AI tools and verifying outputs. Owns architecture, testing, and release delivery across Flywheel and companion systems; contributes upstream fixes for evaluation crashes, configuration data loss, and API errors.</w:t>
+        <w:t>Independent systems engineer building AI evaluation tools, reproducible tests, and releases; contributes maintainer-merged fixes for evaluation crashes, configuration data loss, and API errors.</w:t>
       </w:r>
     </w:p>
     <w:p>
@@ -161,7 +161,7 @@
         <w:ind w:left="245" w:hanging="173"/>
       </w:pPr>
       <w:r>
-        <w:t>Authored 324 exhaustive terminal-state cases and a 337-case component suite with 5,058 frozen expectations, giving evaluators reproducible checks for failed outputs and repairs.</w:t>
+        <w:t>Built 324 exhaustive terminal-state fixtures and 337 synthetic component cases with 5,058 frozen expectations, distinguishing failed outputs from valid results within defined schemas.</w:t>
       </w:r>
     </w:p>
     <w:p>
@@ -174,7 +174,7 @@
         <w:ind w:left="245" w:hanging="173"/>
       </w:pPr>
       <w:r>
-        <w:t>Built Articulate writing analysis and Accountable Surface interfaces for scoped approvals, postcondition checks, and computer-use adapters.</w:t>
+        <w:t>Built Articulate writing analysis, Accountable Surface approval interfaces, BuildLang capability checks, and Phantom audit/restore workflows for inspectable changes.</w:t>
       </w:r>
     </w:p>
     <w:p>
@@ -187,7 +187,7 @@
         <w:ind w:left="245" w:hanging="173"/>
       </w:pPr>
       <w:r>
-        <w:t>Developed BuildLang capability checks and Phantom audit/restore workflows for explicit permissions and reversible changes.</w:t>
+        <w:t>Executed a pinned METR count_odds task-image check with three deterministic controls, retaining logs and score provenance through the Inspect-to-Flywheel handoff.</w:t>
       </w:r>
     </w:p>
     <w:p>
@@ -265,7 +265,7 @@
         <w:ind w:left="245" w:hanging="173"/>
       </w:pPr>
       <w:r>
-        <w:t>Diagnosed Xbox connectivity problems across TCP/IP, DNS, NAT, firewalls, and routers; guided customers through resolutions and documented steps for consistent support handoffs.</w:t>
+        <w:t>Resolved Xbox connectivity problems across TCP/IP, DNS, NAT, firewalls, and routers; documented troubleshooting steps for consistent support handoffs.</w:t>
       </w:r>
     </w:p>
     <w:p>
@@ -290,7 +290,7 @@
         <w:ind w:left="245" w:hanging="173"/>
       </w:pPr>
       <w:r>
-        <w:t>Wrote implementation guides, API documentation, and release notes that translated technical changes into usable instructions for developers and customers.</w:t>
+        <w:t>Wrote implementation guides, API documentation, and release notes for developers and customers.</w:t>
       </w:r>
     </w:p>
     <w:p>
@@ -302,7 +302,7 @@
         <w:spacing w:before="120" w:after="60" w:line="280" w:lineRule="exact"/>
       </w:pPr>
       <w:r>
-        <w:t>Selected Open-Source Contributions</w:t>
+        <w:t>Selected Open-Source Contributions: 6 Merged</w:t>
       </w:r>
     </w:p>
     <w:p>
@@ -341,7 +341,7 @@
         <w:ind w:left="245" w:hanging="173"/>
       </w:pPr>
       <w:r>
-        <w:t>Datasette #2815: validated composite-key arity so malformed row URLs return a client error rather than a server failure or misleading result. Merged.</w:t>
+        <w:t>Datasette #2815: corrected malformed composite-key requests from HTTP 500 or incorrect HTTP 200 to HTTP 400, with regression coverage. Merged.</w:t>
       </w:r>
     </w:p>
     <w:p>
@@ -364,7 +364,7 @@
         <w:spacing w:before="0" w:after="60" w:line="252" w:lineRule="exact"/>
       </w:pPr>
       <w:r>
-        <w:t>Microsoft Applied Skills: cloud AI security, Entra identity/access, Azure storage security. Coursework: Linux Foundation Developing Secure Software (LFD121); advanced SC-100 application/data security and MCRA/MCSB; BlueDot Impact AGI Strategy. Full record: harperz9.github.io/cv.html.</w:t>
+        <w:t>Microsoft Applied Skills: cloud AI security, Entra identity/access, Azure storage security. Coursework: Linux Foundation Developing Secure Software (LFD121); advanced SC-100 application/data security and MCRA/MCSB; Anthropic advanced MCP; BlueDot Impact AGI Strategy. Full record: harperz9.github.io/cv.html.</w:t>
       </w:r>
     </w:p>
     <w:p>

--- a/career/Zain-Dana-Harper-Resume-Evaluation-Tooling-Python-Developer-Tools.docx
+++ b/career/Zain-Dana-Harper-Resume-Evaluation-Tooling-Python-Developer-Tools.docx
@@ -25,7 +25,7 @@
         <w:rPr>
           <w:sz w:val="21"/>
         </w:rPr>
-        <w:t>Seattle, Washington | zaindharper@gmail.com | harperz9.github.io</w:t>
+        <w:t>Kent, Washington | zaindharper@gmail.com | harperz9.github.io</w:t>
       </w:r>
     </w:p>
     <w:p>
@@ -74,7 +74,7 @@
         <w:spacing w:before="0" w:after="60" w:line="252" w:lineRule="exact"/>
       </w:pPr>
       <w:r>
-        <w:t>Independent systems engineer who builds AI tools and verifies their outputs. Owns architecture, implementation, testing, and release delivery across Flywheel and companion systems. Contributes upstream fixes that prevent evaluation crashes, configuration data loss, and misleading API responses.</w:t>
+        <w:t>Independent systems engineer building AI evaluation tools, reproducible tests, and releases; contributes maintainer-merged fixes for evaluation crashes, configuration data loss, and API errors.</w:t>
       </w:r>
     </w:p>
     <w:p>
@@ -126,15 +126,16 @@
     </w:p>
     <w:p>
       <w:pPr>
-        <w:pStyle w:val="ListBullet"/>
-        <w:keepNext w:val="0"/>
+        <w:keepNext/>
         <w:keepLines/>
         <w:widowControl/>
-        <w:spacing w:before="0" w:after="60" w:line="252" w:lineRule="exact"/>
-        <w:ind w:left="245" w:hanging="173"/>
+        <w:spacing w:before="0" w:after="60" w:line="240" w:lineRule="exact"/>
       </w:pPr>
       <w:r>
-        <w:t>Built and shipped Flywheel, a Python/Flutter workstation unifying Rowan, model routing, and tool-driven tasks; packaged its engine in a Windows installer to remove a separate Python setup step.</w:t>
+        <w:rPr>
+          <w:sz w:val="21"/>
+        </w:rPr>
+        <w:t>Sole proprietor since September 2026</w:t>
       </w:r>
     </w:p>
     <w:p>
@@ -147,7 +148,7 @@
         <w:ind w:left="245" w:hanging="173"/>
       </w:pPr>
       <w:r>
-        <w:t>Authored 324 exhaustive terminal-state cases and a 337-case component suite with 5,058 frozen expectations, giving evaluators reproducible checks for failed outputs and repairs.</w:t>
+        <w:t>Built and shipped Flywheel, a Python/Flutter workstation with Rowan orchestration, model routing, tools, and a Windows installer with a bundled engine.</w:t>
       </w:r>
     </w:p>
     <w:p>
@@ -160,7 +161,7 @@
         <w:ind w:left="245" w:hanging="173"/>
       </w:pPr>
       <w:r>
-        <w:t>Built Articulate for auditable writing analysis and Accountable Surface for scoped approvals, postcondition checks, and computer-use adapters, making edits and actions inspectable.</w:t>
+        <w:t>Built 324 exhaustive terminal-state fixtures and 337 synthetic component cases with 5,058 frozen expectations, distinguishing failed outputs from valid results within defined schemas.</w:t>
       </w:r>
     </w:p>
     <w:p>
@@ -173,7 +174,20 @@
         <w:ind w:left="245" w:hanging="173"/>
       </w:pPr>
       <w:r>
-        <w:t>Developed BuildLang capability checks and Phantom audit/restore workflows, making permissions and reversible system changes explicit in the implementation.</w:t>
+        <w:t>Built Articulate writing analysis, Accountable Surface approval interfaces, BuildLang capability checks, and Phantom audit/restore workflows for inspectable changes.</w:t>
+      </w:r>
+    </w:p>
+    <w:p>
+      <w:pPr>
+        <w:pStyle w:val="ListBullet"/>
+        <w:keepNext w:val="0"/>
+        <w:keepLines/>
+        <w:widowControl/>
+        <w:spacing w:before="0" w:after="60" w:line="252" w:lineRule="exact"/>
+        <w:ind w:left="245" w:hanging="173"/>
+      </w:pPr>
+      <w:r>
+        <w:t>Executed a pinned METR count_odds task-image check with three deterministic controls, retaining logs and score provenance through the Inspect-to-Flywheel handoff.</w:t>
       </w:r>
     </w:p>
     <w:p>
@@ -251,7 +265,7 @@
         <w:ind w:left="245" w:hanging="173"/>
       </w:pPr>
       <w:r>
-        <w:t>Diagnosed Xbox connectivity problems across TCP/IP, DNS, NAT, firewalls, and routers; guided customers through resolutions and documented steps for consistent support handoffs.</w:t>
+        <w:t>Resolved Xbox connectivity problems across TCP/IP, DNS, NAT, firewalls, and routers; documented troubleshooting steps for consistent support handoffs.</w:t>
       </w:r>
     </w:p>
     <w:p>
@@ -276,7 +290,7 @@
         <w:ind w:left="245" w:hanging="173"/>
       </w:pPr>
       <w:r>
-        <w:t>Wrote implementation guides, API documentation, and release notes that translated technical changes into usable instructions for developers and customers.</w:t>
+        <w:t>Wrote implementation guides, API documentation, and release notes for developers and customers.</w:t>
       </w:r>
     </w:p>
     <w:p>
@@ -288,7 +302,7 @@
         <w:spacing w:before="120" w:after="60" w:line="280" w:lineRule="exact"/>
       </w:pPr>
       <w:r>
-        <w:t>Selected Open-Source Contributions</w:t>
+        <w:t>Selected Open-Source Contributions: 6 Merged</w:t>
       </w:r>
     </w:p>
     <w:p>
@@ -327,7 +341,7 @@
         <w:ind w:left="245" w:hanging="173"/>
       </w:pPr>
       <w:r>
-        <w:t>Datasette #2815: validated composite-key arity so malformed row URLs return a client error rather than a server failure or misleading result. Merged.</w:t>
+        <w:t>Datasette #2815: corrected malformed composite-key requests from HTTP 500 or incorrect HTTP 200 to HTTP 400, with regression coverage. Merged.</w:t>
       </w:r>
     </w:p>
     <w:p>
@@ -339,7 +353,18 @@
         <w:spacing w:before="120" w:after="60" w:line="280" w:lineRule="exact"/>
       </w:pPr>
       <w:r>
-        <w:t>Education</w:t>
+        <w:t>Credentials, Training, and Education</w:t>
+      </w:r>
+    </w:p>
+    <w:p>
+      <w:pPr>
+        <w:keepNext w:val="0"/>
+        <w:keepLines/>
+        <w:widowControl/>
+        <w:spacing w:before="0" w:after="60" w:line="252" w:lineRule="exact"/>
+      </w:pPr>
+      <w:r>
+        <w:t>Microsoft Applied Skills: cloud AI security, Entra identity/access, Azure storage security. Coursework: Linux Foundation Developing Secure Software (LFD121); advanced SC-100 application/data security and MCRA/MCSB; Anthropic advanced MCP; BlueDot Impact AGI Strategy. Full record: harperz9.github.io/cv.html.</w:t>
       </w:r>
     </w:p>
     <w:p>

--- a/career/Zain-Dana-Harper-Resume-Evaluation-Tooling-Python-Developer-Tools.docx
+++ b/career/Zain-Dana-Harper-Resume-Evaluation-Tooling-Python-Developer-Tools.docx
@@ -364,7 +364,7 @@
         <w:spacing w:before="0" w:after="60" w:line="252" w:lineRule="exact"/>
       </w:pPr>
       <w:r>
-        <w:t>Microsoft Applied Skills: cloud AI security, Entra identity/access, Azure storage security. Coursework: Linux Foundation Developing Secure Software (LFD121); advanced SC-100 application/data security and MCRA/MCSB; Anthropic advanced MCP; BlueDot Impact AGI Strategy. Full record: harperz9.github.io/cv.html.</w:t>
+        <w:t>Qualys Policy Audit certification. Microsoft Applied Skills: cloud AI security, Entra identity/access, Azure storage security. Coursework: Linux Foundation Developing Secure Software (LFD121); advanced SC-100 application/data security and MCRA/MCSB; Anthropic advanced MCP; BlueDot Impact AGI Strategy. Full record: harperz9.github.io/cv.html.</w:t>
       </w:r>
     </w:p>
     <w:p>

--- a/career/Zain-Dana-Harper-Resume-Evaluation-Tooling-Python-Developer-Tools.docx
+++ b/career/Zain-Dana-Harper-Resume-Evaluation-Tooling-Python-Developer-Tools.docx
@@ -364,7 +364,7 @@
         <w:spacing w:before="0" w:after="60" w:line="252" w:lineRule="exact"/>
       </w:pPr>
       <w:r>
-        <w:t>Qualys Policy Audit certification. Microsoft Applied Skills: cloud AI security, Entra identity/access, Azure storage security. Coursework: Linux Foundation Developing Secure Software (LFD121); advanced SC-100 application/data security and MCRA/MCSB; Anthropic advanced MCP; BlueDot Impact AGI Strategy. Full record: harperz9.github.io/cv.html.</w:t>
+        <w:t>Qualys Certified Specialist: Policy Audit; Custom Assessment and Remediation. Microsoft Applied Skills: cloud AI security, Entra identity/access, Azure storage security. Coursework: Linux Foundation Developing Secure Software (LFD121); advanced SC-100 application/data security and MCRA/MCSB; Anthropic advanced MCP; BlueDot Impact AGI Strategy. Full record: harperz9.github.io/cv.html.</w:t>
       </w:r>
     </w:p>
     <w:p>

--- a/career/Zain-Dana-Harper-Resume-Evaluation-Tooling-Python-Developer-Tools.docx
+++ b/career/Zain-Dana-Harper-Resume-Evaluation-Tooling-Python-Developer-Tools.docx
@@ -364,7 +364,7 @@
         <w:spacing w:before="0" w:after="60" w:line="252" w:lineRule="exact"/>
       </w:pPr>
       <w:r>
-        <w:t>Qualys Certified Specialist: Policy Audit; Custom Assessment and Remediation. Microsoft Applied Skills: cloud AI security, Entra identity/access, Azure storage security. Coursework: Linux Foundation Developing Secure Software (LFD121); advanced SC-100 application/data security and MCRA/MCSB; Anthropic advanced MCP; BlueDot Impact AGI Strategy. Full record: harperz9.github.io/cv.html.</w:t>
+        <w:t>Qualys Certified Specialist: Policy Audit, Custom Assessment and Remediation, VMDR. Microsoft Applied Skills: cloud AI security, Entra identity/access, Azure storage security. Coursework: LFD121 secure software; advanced SC-100 security architecture; Claude API, Claude Code, advanced MCP; BlueDot AGI Strategy. Full record: harperz9.github.io/cv.html.</w:t>
       </w:r>
     </w:p>
     <w:p>

--- a/career/Zain-Dana-Harper-Resume-Evaluation-Tooling-Python-Developer-Tools.docx
+++ b/career/Zain-Dana-Harper-Resume-Evaluation-Tooling-Python-Developer-Tools.docx
@@ -364,7 +364,7 @@
         <w:spacing w:before="0" w:after="60" w:line="252" w:lineRule="exact"/>
       </w:pPr>
       <w:r>
-        <w:t>Qualys Certified Specialist: Policy Audit, Custom Assessment and Remediation, VMDR. Microsoft Applied Skills: cloud AI security, Entra identity/access, Azure storage security. Coursework: LFD121 secure software; advanced SC-100 security architecture; Claude API, Claude Code, advanced MCP; BlueDot AGI Strategy. Full record: harperz9.github.io/cv.html.</w:t>
+        <w:t>Qualys Certified Specialist: Policy Audit, Custom Assessment and Remediation, VMDR, KCS. Microsoft Applied Skills: cloud AI security, Entra identity/access, Azure storage security. Coursework: LFD121 secure software; advanced SC-100 security architecture; Claude API, Claude Code, advanced MCP; BlueDot AGI Strategy. Full record: harperz9.github.io/cv.html.</w:t>
       </w:r>
     </w:p>
     <w:p>

--- a/career/Zain-Dana-Harper-Resume-Evaluation-Tooling-Python-Developer-Tools.docx
+++ b/career/Zain-Dana-Harper-Resume-Evaluation-Tooling-Python-Developer-Tools.docx
@@ -364,7 +364,7 @@
         <w:spacing w:before="0" w:after="60" w:line="252" w:lineRule="exact"/>
       </w:pPr>
       <w:r>
-        <w:t>Qualys Certified Specialist: Policy Audit, Custom Assessment and Remediation, VMDR, KCS, TotalCloud, EDR. Microsoft Applied Skills: cloud AI security, Entra identity/access, Azure storage security. Coursework: LFD121 secure software; advanced SC-100 security architecture; Claude API, Claude Code, advanced MCP; BlueDot AGI Strategy. Full record: harperz9.github.io/cv.html.</w:t>
+        <w:t>Qualys Certified Specialist: Policy Audit, Custom Assessment and Remediation, VMDR, KCS, TotalCloud, EDR. Microsoft Applied Skills: cloud AI security, Entra identity/access, Azure storage security. Google DeepMind advanced small-language-model skill badge (100/100). Coursework: LFD121 secure software; advanced SC-100 security architecture; Claude API, Claude Code, advanced MCP; BlueDot AGI Strategy. Full record: harperz9.github.io/cv.html.</w:t>
       </w:r>
     </w:p>
     <w:p>

--- a/career/Zain-Dana-Harper-Resume-Evaluation-Tooling-Python-Developer-Tools.docx
+++ b/career/Zain-Dana-Harper-Resume-Evaluation-Tooling-Python-Developer-Tools.docx
@@ -364,7 +364,7 @@
         <w:spacing w:before="0" w:after="60" w:line="252" w:lineRule="exact"/>
       </w:pPr>
       <w:r>
-        <w:t>Qualys Certified Specialist: Policy Audit, Custom Assessment and Remediation, VMDR, KCS, TotalCloud, EDR. Microsoft Applied Skills: cloud AI security, Entra identity/access, Azure storage security. Google DeepMind advanced small-language-model skill badge (100/100). Coursework: LFD121 secure software; advanced SC-100 security architecture; Claude API, Claude Code, advanced MCP; BlueDot AGI Strategy. Full record: harperz9.github.io/cv.html.</w:t>
+        <w:t>Qualys Certified Specialist: Policy Audit, Custom Assessment and Remediation, VMDR, KCS, TotalCloud, EDR. Microsoft Applied Skills: cloud AI security, Entra identity/access, Azure storage security. Google DeepMind advanced small-language-model skill badge (100/100). Coursework: LFD121 secure software; advanced SC-100 security architecture; Claude API, Claude Code, advanced MCP; BlueDot AGI Strategy; UNESCO AI ethics course certificate. Full record: harperz9.github.io/cv.html.</w:t>
       </w:r>
     </w:p>
     <w:p>

--- a/career/Zain-Dana-Harper-Resume-Evaluation-Tooling-Python-Developer-Tools.docx
+++ b/career/Zain-Dana-Harper-Resume-Evaluation-Tooling-Python-Developer-Tools.docx
@@ -364,7 +364,7 @@
         <w:spacing w:before="0" w:after="60" w:line="252" w:lineRule="exact"/>
       </w:pPr>
       <w:r>
-        <w:t>Qualys Certified Specialist: Policy Audit, Custom Assessment and Remediation, VMDR, KCS, TotalCloud, EDR. Microsoft Applied Skills: cloud AI security, Entra identity/access, Azure storage security. Google DeepMind advanced small-language-model skill badge (100/100). Coursework: LFD121 secure software; advanced SC-100 security architecture; Claude API, Claude Code, advanced MCP; BlueDot AGI Strategy; UNESCO AI ethics course certificate. Full record: harperz9.github.io/cv.html.</w:t>
+        <w:t>Qualys Certified Specialist: Policy Audit, Custom Assessment and Remediation, VMDR, KCS, TotalCloud, EDR. Microsoft Applied Skills: cloud AI security, Entra identity/access, Azure storage security. Google skill badges: advanced small-language-model coding; multi-agent systems. Cisco Ethical Hacker course certificate. Coursework: LFD121 secure software; advanced SC-100 security architecture; Claude API, Claude Code, advanced MCP; BlueDot AGI Strategy; UNESCO AI ethics course certificate. Full record: harperz9.github.io/cv.html.</w:t>
       </w:r>
     </w:p>
     <w:p>

--- a/career/Zain-Dana-Harper-Resume-Evaluation-Tooling-Python-Developer-Tools.docx
+++ b/career/Zain-Dana-Harper-Resume-Evaluation-Tooling-Python-Developer-Tools.docx
@@ -364,7 +364,7 @@
         <w:spacing w:before="0" w:after="60" w:line="252" w:lineRule="exact"/>
       </w:pPr>
       <w:r>
-        <w:t>Qualys Certified Specialist: Policy Audit, Custom Assessment and Remediation, VMDR, KCS, TotalCloud, EDR. Microsoft Applied Skills: cloud AI security, Entra identity/access, Azure storage security. Google skill badges: advanced small-language-model coding; multi-agent systems. Cisco Ethical Hacker course certificate. Coursework: LFD121 secure software; advanced SC-100 security architecture; Claude API, Claude Code, advanced MCP; BlueDot AGI Strategy; UNESCO AI ethics course certificate. Full record: harperz9.github.io/cv.html.</w:t>
+        <w:t>Qualys Certified Specialist: Policy Audit, Custom Assessment and Remediation, VMDR, KCS, TotalCloud, EDR. Microsoft Applied Skills: cloud AI security, Entra identity/access, Azure storage security, Azure DevOps pipeline security (95% assessment). Google skill badges: advanced small-language-model coding; multi-agent systems. Cisco Ethical Hacker course certificate. Coursework: Google MLOps model evaluation; LFD121 secure software; advanced SC-100 security architecture; Claude API, Claude Code, advanced MCP; BlueDot AGI Strategy; UNESCO AI ethics course certificate. Full record: harperz9.github.io/cv.html.</w:t>
       </w:r>
     </w:p>
     <w:p>

--- a/career/Zain-Dana-Harper-Resume-Evaluation-Tooling-Python-Developer-Tools.docx
+++ b/career/Zain-Dana-Harper-Resume-Evaluation-Tooling-Python-Developer-Tools.docx
@@ -364,7 +364,7 @@
         <w:spacing w:before="0" w:after="60" w:line="252" w:lineRule="exact"/>
       </w:pPr>
       <w:r>
-        <w:t>Qualys Certified Specialist: Policy Audit, Custom Assessment and Remediation, VMDR, KCS, TotalCloud, EDR. Microsoft Applied Skills: cloud AI security, Entra identity/access, Azure storage security, Azure DevOps pipeline security (95% assessment). Google skill badges: advanced small-language-model coding; multi-agent systems. Cisco Ethical Hacker course certificate. Coursework: Google MLOps model evaluation; LFD121 secure software; advanced SC-100 security architecture; Claude API, Claude Code, advanced MCP; BlueDot AGI Strategy; UNESCO AI ethics course certificate. Full record: harperz9.github.io/cv.html.</w:t>
+        <w:t>Qualys Certified Specialist: Policy Audit, CAR, VMDR, KCS, TotalCloud, EDR. Microsoft Applied Skills: AI, identity, storage, and Azure DevOps security (95% assessment). Google badges/coursework: language-model coding, multi-agent systems, BigQuery prediction, MLOps evaluation. Coursework: LFD121; Cisco Ethical Hacker; Claude API/Code/MCP/Bedrock; BlueDot AGI Strategy; UNESCO AI ethics. Full record: harperz9.github.io/cv.html.</w:t>
       </w:r>
     </w:p>
     <w:p>

--- a/career/Zain-Dana-Harper-Resume-Evaluation-Tooling-Python-Developer-Tools.docx
+++ b/career/Zain-Dana-Harper-Resume-Evaluation-Tooling-Python-Developer-Tools.docx
@@ -364,7 +364,7 @@
         <w:spacing w:before="0" w:after="60" w:line="252" w:lineRule="exact"/>
       </w:pPr>
       <w:r>
-        <w:t>Qualys Certified Specialist: Policy Audit, CAR, VMDR, KCS, TotalCloud, EDR. Microsoft Applied Skills: AI, identity, storage, and Azure DevOps security (95% assessment). Google badges/coursework: language-model coding, multi-agent systems, BigQuery prediction, MLOps evaluation. Coursework: LFD121; Cisco Ethical Hacker; Claude API/Code/MCP/Bedrock; BlueDot AGI Strategy; UNESCO AI ethics. Full record: harperz9.github.io/cv.html.</w:t>
+        <w:t>Qualys Certified Specialist: Policy Audit, CAR, VMDR, KCS, TotalCloud, EDR. Microsoft Applied Skills: AI, identity, storage, and Azure DevOps security (95% assessment). Google badges/coursework: language-model coding, multi-agent systems, BigQuery prediction and modeling, MLOps evaluation. Coursework: LFD121; Cisco Ethical Hacker; Claude API/Code/MCP/Bedrock; BlueDot AGI Strategy; UNESCO AI ethics. Full record: harperz9.github.io/cv.html.</w:t>
       </w:r>
     </w:p>
     <w:p>

--- a/career/Zain-Dana-Harper-Resume-Evaluation-Tooling-Python-Developer-Tools.docx
+++ b/career/Zain-Dana-Harper-Resume-Evaluation-Tooling-Python-Developer-Tools.docx
@@ -364,7 +364,7 @@
         <w:spacing w:before="0" w:after="60" w:line="252" w:lineRule="exact"/>
       </w:pPr>
       <w:r>
-        <w:t>Qualys Certified Specialist: Policy Audit, CAR, VMDR, KCS, TotalCloud, EDR. Microsoft Applied Skills: AI, identity, storage, and Azure DevOps security (95% assessment). Google badges/coursework: language-model coding, multi-agent systems, BigQuery prediction and modeling, MLOps evaluation. Coursework: LFD121; Cisco Ethical Hacker; Claude API/Code/MCP/Bedrock; BlueDot AGI Strategy; UNESCO AI ethics. Full record: harperz9.github.io/cv.html.</w:t>
+        <w:t>Qualys Certified Specialist: Policy Audit, CAR, VMDR, KCS, TotalCloud, EDR. Microsoft Applied Skills: AI, identity, storage, and Azure DevOps security (95% assessment). Google badges/coursework: language-model coding, multi-agent systems, BigQuery prediction and modeling, MLOps evaluation. Coursework: Google SecOps; LFD121; Cisco Ethical Hacker; Claude API/Code/MCP/Bedrock; BlueDot AGI Strategy; UNESCO AI ethics. Full record: harperz9.github.io/cv.html.</w:t>
       </w:r>
     </w:p>
     <w:p>

--- a/career/Zain-Dana-Harper-Resume-Evaluation-Tooling-Python-Developer-Tools.docx
+++ b/career/Zain-Dana-Harper-Resume-Evaluation-Tooling-Python-Developer-Tools.docx
@@ -63,7 +63,7 @@
         <w:spacing w:before="120" w:after="60" w:line="280" w:lineRule="exact"/>
       </w:pPr>
       <w:r>
-        <w:t>Professional Summary</w:t>
+        <w:t>Summary</w:t>
       </w:r>
     </w:p>
     <w:p>
@@ -74,7 +74,7 @@
         <w:spacing w:before="0" w:after="60" w:line="252" w:lineRule="exact"/>
       </w:pPr>
       <w:r>
-        <w:t>Independent systems engineer building AI evaluation tools, reproducible tests, and releases; contributes maintainer-merged fixes for evaluation crashes, configuration data loss, and API errors.</w:t>
+        <w:t>Self-directed software builder transitioning from arboriculture into AI evaluation and Python tooling, with maintainer-merged fixes for evaluation crashes, configuration data loss, and API errors.</w:t>
       </w:r>
     </w:p>
     <w:p>
@@ -109,19 +109,7 @@
         <w:spacing w:before="120" w:after="60" w:line="280" w:lineRule="exact"/>
       </w:pPr>
       <w:r>
-        <w:t>Professional Experience</w:t>
-      </w:r>
-    </w:p>
-    <w:p>
-      <w:pPr>
-        <w:pStyle w:val="Heading2"/>
-        <w:keepNext/>
-        <w:keepLines/>
-        <w:widowControl/>
-        <w:spacing w:before="100" w:after="40" w:line="256" w:lineRule="exact"/>
-      </w:pPr>
-      <w:r>
-        <w:t>Independent Systems Engineer | Independent practice | 2023 to Present</w:t>
+        <w:t>Self-Directed Projects</w:t>
       </w:r>
     </w:p>
     <w:p>
@@ -135,7 +123,7 @@
         <w:rPr>
           <w:sz w:val="21"/>
         </w:rPr>
-        <w:t>Sole proprietor since September 2026</w:t>
+        <w:t>About 13 years self-directed | Career transition began June 2026</w:t>
       </w:r>
     </w:p>
     <w:p>
@@ -187,7 +175,44 @@
         <w:ind w:left="245" w:hanging="173"/>
       </w:pPr>
       <w:r>
-        <w:t>Executed a pinned METR count_odds task-image check with three deterministic controls, retaining logs and score provenance through the Inspect-to-Flywheel handoff.</w:t>
+        <w:t>Executed a pinned METR count_odds check with three deterministic controls, retaining logs and score provenance through the Inspect-to-Flywheel handoff.</w:t>
+      </w:r>
+    </w:p>
+    <w:p>
+      <w:pPr>
+        <w:pStyle w:val="Heading2"/>
+        <w:keepNext/>
+        <w:keepLines/>
+        <w:widowControl/>
+        <w:spacing w:before="100" w:after="40" w:line="256" w:lineRule="exact"/>
+      </w:pPr>
+      <w:r>
+        <w:t>Freelance Technical Writer | Independent projects | Began 2017</w:t>
+      </w:r>
+    </w:p>
+    <w:p>
+      <w:pPr>
+        <w:pStyle w:val="ListBullet"/>
+        <w:keepNext w:val="0"/>
+        <w:keepLines/>
+        <w:widowControl/>
+        <w:spacing w:before="0" w:after="60" w:line="252" w:lineRule="exact"/>
+        <w:ind w:left="245" w:hanging="173"/>
+      </w:pPr>
+      <w:r>
+        <w:t>Wrote implementation guides, API documentation, and release notes for developers and customers.</w:t>
+      </w:r>
+    </w:p>
+    <w:p>
+      <w:pPr>
+        <w:pStyle w:val="Heading1"/>
+        <w:keepNext/>
+        <w:keepLines/>
+        <w:widowControl/>
+        <w:spacing w:before="120" w:after="60" w:line="280" w:lineRule="exact"/>
+      </w:pPr>
+      <w:r>
+        <w:t>Employment</w:t>
       </w:r>
     </w:p>
     <w:p>
@@ -270,31 +295,6 @@
     </w:p>
     <w:p>
       <w:pPr>
-        <w:pStyle w:val="Heading2"/>
-        <w:keepNext/>
-        <w:keepLines/>
-        <w:widowControl/>
-        <w:spacing w:before="100" w:after="40" w:line="256" w:lineRule="exact"/>
-      </w:pPr>
-      <w:r>
-        <w:t>Freelance Technical Writer | Independent projects | Began 2017</w:t>
-      </w:r>
-    </w:p>
-    <w:p>
-      <w:pPr>
-        <w:pStyle w:val="ListBullet"/>
-        <w:keepNext w:val="0"/>
-        <w:keepLines/>
-        <w:widowControl/>
-        <w:spacing w:before="0" w:after="60" w:line="252" w:lineRule="exact"/>
-        <w:ind w:left="245" w:hanging="173"/>
-      </w:pPr>
-      <w:r>
-        <w:t>Wrote implementation guides, API documentation, and release notes for developers and customers.</w:t>
-      </w:r>
-    </w:p>
-    <w:p>
-      <w:pPr>
         <w:pStyle w:val="Heading1"/>
         <w:keepNext/>
         <w:keepLines/>
@@ -364,7 +364,7 @@
         <w:spacing w:before="0" w:after="60" w:line="252" w:lineRule="exact"/>
       </w:pPr>
       <w:r>
-        <w:t>Qualys Certified Specialist: Policy Audit, CAR, VMDR, KCS, TotalCloud, EDR. Microsoft Applied Skills: AI, identity, storage, and Azure DevOps security (95% assessment). Google badges/coursework: language-model coding, multi-agent systems, BigQuery prediction and modeling, MLOps evaluation. Coursework: Google SecOps; LFD121; Cisco Ethical Hacker; Claude API/Code/MCP/Bedrock; BlueDot AGI Strategy; UNESCO AI ethics. Full record: harperz9.github.io/cv.html.</w:t>
+        <w:t>Qualys Certified Specialist: Policy Audit, CAR, VMDR, KCS, TotalCloud, EDR. Microsoft Applied Skills: AI, identity, storage, and Azure DevOps security (95% assessment). Google badges/coursework: language-model coding, multi-agent systems, BigQuery prediction and modeling, MLOps evaluation. Coursework: security, AI governance, and developer tools. Full record: harperz9.github.io/cv.html.</w:t>
       </w:r>
     </w:p>
     <w:p>

--- a/career/Zain-Dana-Harper-Resume-Evaluation-Tooling-Python-Developer-Tools.docx
+++ b/career/Zain-Dana-Harper-Resume-Evaluation-Tooling-Python-Developer-Tools.docx
@@ -63,7 +63,7 @@
         <w:spacing w:before="120" w:after="60" w:line="280" w:lineRule="exact"/>
       </w:pPr>
       <w:r>
-        <w:t>Professional Summary</w:t>
+        <w:t>Summary</w:t>
       </w:r>
     </w:p>
     <w:p>
@@ -74,7 +74,7 @@
         <w:spacing w:before="0" w:after="60" w:line="252" w:lineRule="exact"/>
       </w:pPr>
       <w:r>
-        <w:t>Independent systems engineer building AI evaluation tools, reproducible tests, and releases; contributes maintainer-merged fixes for evaluation crashes, configuration data loss, and API errors.</w:t>
+        <w:t>Self-directed software builder transitioning from arboriculture into AI evaluation and Python tooling, with maintainer-merged fixes for evaluation crashes, configuration data loss, and API errors.</w:t>
       </w:r>
     </w:p>
     <w:p>
@@ -109,19 +109,7 @@
         <w:spacing w:before="120" w:after="60" w:line="280" w:lineRule="exact"/>
       </w:pPr>
       <w:r>
-        <w:t>Professional Experience</w:t>
-      </w:r>
-    </w:p>
-    <w:p>
-      <w:pPr>
-        <w:pStyle w:val="Heading2"/>
-        <w:keepNext/>
-        <w:keepLines/>
-        <w:widowControl/>
-        <w:spacing w:before="100" w:after="40" w:line="256" w:lineRule="exact"/>
-      </w:pPr>
-      <w:r>
-        <w:t>Independent Systems Engineer | Independent practice | 2023 to Present</w:t>
+        <w:t>Self-Directed Projects</w:t>
       </w:r>
     </w:p>
     <w:p>
@@ -135,7 +123,7 @@
         <w:rPr>
           <w:sz w:val="21"/>
         </w:rPr>
-        <w:t>Sole proprietor since September 2026</w:t>
+        <w:t>About 13 years self-directed | Career transition began June 2026</w:t>
       </w:r>
     </w:p>
     <w:p>
@@ -187,7 +175,44 @@
         <w:ind w:left="245" w:hanging="173"/>
       </w:pPr>
       <w:r>
-        <w:t>Executed a pinned METR count_odds task-image check with three deterministic controls, retaining logs and score provenance through the Inspect-to-Flywheel handoff.</w:t>
+        <w:t>Executed a pinned METR count_odds check with three deterministic controls, retaining logs and score provenance through the Inspect-to-Flywheel handoff.</w:t>
+      </w:r>
+    </w:p>
+    <w:p>
+      <w:pPr>
+        <w:pStyle w:val="Heading2"/>
+        <w:keepNext/>
+        <w:keepLines/>
+        <w:widowControl/>
+        <w:spacing w:before="100" w:after="40" w:line="256" w:lineRule="exact"/>
+      </w:pPr>
+      <w:r>
+        <w:t>Freelance Technical Writer | Independent projects | Began 2017</w:t>
+      </w:r>
+    </w:p>
+    <w:p>
+      <w:pPr>
+        <w:pStyle w:val="ListBullet"/>
+        <w:keepNext w:val="0"/>
+        <w:keepLines/>
+        <w:widowControl/>
+        <w:spacing w:before="0" w:after="60" w:line="252" w:lineRule="exact"/>
+        <w:ind w:left="245" w:hanging="173"/>
+      </w:pPr>
+      <w:r>
+        <w:t>Wrote implementation guides, API documentation, and release notes for developers and customers.</w:t>
+      </w:r>
+    </w:p>
+    <w:p>
+      <w:pPr>
+        <w:pStyle w:val="Heading1"/>
+        <w:keepNext/>
+        <w:keepLines/>
+        <w:widowControl/>
+        <w:spacing w:before="120" w:after="60" w:line="280" w:lineRule="exact"/>
+      </w:pPr>
+      <w:r>
+        <w:t>Employment</w:t>
       </w:r>
     </w:p>
     <w:p>
@@ -270,31 +295,6 @@
     </w:p>
     <w:p>
       <w:pPr>
-        <w:pStyle w:val="Heading2"/>
-        <w:keepNext/>
-        <w:keepLines/>
-        <w:widowControl/>
-        <w:spacing w:before="100" w:after="40" w:line="256" w:lineRule="exact"/>
-      </w:pPr>
-      <w:r>
-        <w:t>Freelance Technical Writer | Independent projects | Began 2017</w:t>
-      </w:r>
-    </w:p>
-    <w:p>
-      <w:pPr>
-        <w:pStyle w:val="ListBullet"/>
-        <w:keepNext w:val="0"/>
-        <w:keepLines/>
-        <w:widowControl/>
-        <w:spacing w:before="0" w:after="60" w:line="252" w:lineRule="exact"/>
-        <w:ind w:left="245" w:hanging="173"/>
-      </w:pPr>
-      <w:r>
-        <w:t>Wrote implementation guides, API documentation, and release notes for developers and customers.</w:t>
-      </w:r>
-    </w:p>
-    <w:p>
-      <w:pPr>
         <w:pStyle w:val="Heading1"/>
         <w:keepNext/>
         <w:keepLines/>
@@ -364,7 +364,7 @@
         <w:spacing w:before="0" w:after="60" w:line="252" w:lineRule="exact"/>
       </w:pPr>
       <w:r>
-        <w:t>Microsoft Applied Skills: cloud AI security, Entra identity/access, Azure storage security. Coursework: Linux Foundation Developing Secure Software (LFD121); advanced SC-100 application/data security and MCRA/MCSB; Anthropic advanced MCP; BlueDot Impact AGI Strategy. Full record: harperz9.github.io/cv.html.</w:t>
+        <w:t>Qualys Certified Specialist: Policy Audit, CAR, VMDR, KCS, TotalCloud, EDR. Microsoft Applied Skills: AI, identity, storage, and Azure DevOps security (95% assessment). Google badges/coursework: language-model coding, multi-agent systems, BigQuery prediction and modeling, MLOps evaluation. Coursework: security, AI governance, and developer tools. Full record: harperz9.github.io/cv.html.</w:t>
       </w:r>
     </w:p>
     <w:p>

--- a/career/Zain-Dana-Harper-Resume-Evaluation-Tooling-Python-Developer-Tools.docx
+++ b/career/Zain-Dana-Harper-Resume-Evaluation-Tooling-Python-Developer-Tools.docx
@@ -136,7 +136,7 @@
         <w:ind w:left="245" w:hanging="173"/>
       </w:pPr>
       <w:r>
-        <w:t>Built and shipped Flywheel, a Python/Flutter workstation with Rowan orchestration, model routing, tools, and a Windows installer with a bundled engine.</w:t>
+        <w:t>Built and shipped Flywheel 1.9.0 on PyPI, a Python/Flutter workstation with Rowan orchestration, model routing, tools, and a Windows installer; its behavior-check caught 20 of 20 planted changes with 0 of 50 false alarms.</w:t>
       </w:r>
     </w:p>
     <w:p>
@@ -162,7 +162,7 @@
         <w:ind w:left="245" w:hanging="173"/>
       </w:pPr>
       <w:r>
-        <w:t>Built Articulate writing analysis, Accountable Surface approval interfaces, BuildLang capability checks, and Phantom audit/restore workflows for inspectable changes.</w:t>
+        <w:t>Built Articulate 0.14.0 writing analysis, Accountable Surface approval interfaces, BuildLang 1.8.0 capability checks, and Phantom audit/restore workflows for inspectable changes.</w:t>
       </w:r>
     </w:p>
     <w:p>

--- a/career/Zain-Dana-Harper-Resume-Evaluation-Tooling-Python-Developer-Tools.docx
+++ b/career/Zain-Dana-Harper-Resume-Evaluation-Tooling-Python-Developer-Tools.docx
@@ -51,7 +51,7 @@
         <w:spacing w:before="80" w:after="60" w:line="264" w:lineRule="exact"/>
       </w:pPr>
       <w:r>
-        <w:t>AI Systems Engineering | Evaluation | Python Developer Tools</w:t>
+        <w:t>AI Evaluation | Security Evaluation | Python Developer Tools</w:t>
       </w:r>
     </w:p>
     <w:p>
@@ -74,7 +74,7 @@
         <w:spacing w:before="0" w:after="60" w:line="252" w:lineRule="exact"/>
       </w:pPr>
       <w:r>
-        <w:t>Self-directed software builder transitioning from arboriculture into AI evaluation and Python tooling, with maintainer-merged fixes for evaluation crashes, configuration data loss, and API errors.</w:t>
+        <w:t>Self-directed builder moving from arboriculture into AI and security evaluation; ships Python tools on PyPI.</w:t>
       </w:r>
     </w:p>
     <w:p>
@@ -97,7 +97,7 @@
         <w:spacing w:before="0" w:after="60" w:line="252" w:lineRule="exact"/>
       </w:pPr>
       <w:r>
-        <w:t>Python, Rust, C++, Dart/Flutter, SQL, GitHub Actions, pytest, Linux, Windows; AI evaluation, MCP, APIs, deterministic testing, typed capabilities, approval gates, offline verification.</w:t>
+        <w:t>Python, Rust, C++, Dart/Flutter, SQL, GitHub Actions, pytest, Linux, Windows; AI evaluation, planted-fault and control design, red-team and purple-team test cases, MCP, APIs, deterministic testing, offline verification.</w:t>
       </w:r>
     </w:p>
     <w:p>
@@ -136,7 +136,7 @@
         <w:ind w:left="245" w:hanging="173"/>
       </w:pPr>
       <w:r>
-        <w:t>Built and shipped Flywheel 1.9.0 on PyPI, a Python/Flutter workstation with Rowan orchestration, model routing, tools, and a Windows installer; its behavior-check caught 20 of 20 planted changes with 0 of 50 false alarms.</w:t>
+        <w:t>Shipped Flywheel 1.9.0 on PyPI, a Python/Flutter AI workstation with model routing and a Windows installer; its behavior-check caught 20 of 20 planted changes with 0 of 50 false alarms.</w:t>
       </w:r>
     </w:p>
     <w:p>
@@ -149,7 +149,7 @@
         <w:ind w:left="245" w:hanging="173"/>
       </w:pPr>
       <w:r>
-        <w:t>Built 324 exhaustive terminal-state fixtures and 337 synthetic component cases with 5,058 frozen expectations, distinguishing failed outputs from valid results within defined schemas.</w:t>
+        <w:t>Built 324 exhaustive terminal-state fixtures and 337 component cases with 5,058 frozen expectations, separating failed outputs from valid results.</w:t>
       </w:r>
     </w:p>
     <w:p>
@@ -162,7 +162,7 @@
         <w:ind w:left="245" w:hanging="173"/>
       </w:pPr>
       <w:r>
-        <w:t>Built Articulate 0.14.0 writing analysis, Accountable Surface approval interfaces, BuildLang 1.8.0 capability checks, and Phantom audit/restore workflows for inspectable changes.</w:t>
+        <w:t>Built Articulate 0.15.0 writing analysis, Accountable Surface approval interfaces, BuildLang 1.8.0 capability checks, and Phantom audit/restore workflows for inspectable changes.</w:t>
       </w:r>
     </w:p>
     <w:p>
@@ -175,7 +175,33 @@
         <w:ind w:left="245" w:hanging="173"/>
       </w:pPr>
       <w:r>
-        <w:t>Executed a pinned METR count_odds check with three deterministic controls, retaining logs and score provenance through the Inspect-to-Flywheel handoff.</w:t>
+        <w:t>Built Daylight Commons 3.1.0, an AGPL extension showing sourced evidence on nine platforms; its slur sign scored precision of 3,995 of 4,392 on public labelled corpora.</w:t>
+      </w:r>
+    </w:p>
+    <w:p>
+      <w:pPr>
+        <w:pStyle w:val="ListBullet"/>
+        <w:keepNext w:val="0"/>
+        <w:keepLines/>
+        <w:widowControl/>
+        <w:spacing w:before="0" w:after="60" w:line="252" w:lineRule="exact"/>
+        <w:ind w:left="245" w:hanging="173"/>
+      </w:pPr>
+      <w:r>
+        <w:t>Ran a pinned METR count_odds check with three deterministic controls, keeping logs and score provenance through the Inspect-to-Flywheel handoff.</w:t>
+      </w:r>
+    </w:p>
+    <w:p>
+      <w:pPr>
+        <w:pStyle w:val="ListBullet"/>
+        <w:keepNext w:val="0"/>
+        <w:keepLines/>
+        <w:widowControl/>
+        <w:spacing w:before="0" w:after="60" w:line="252" w:lineRule="exact"/>
+        <w:ind w:left="245" w:hanging="173"/>
+      </w:pPr>
+      <w:r>
+        <w:t>Maintained Elder ENB, a Skyrim lighting preset: 996,649 downloads and 2,413 endorsements on Nexus Mods.</w:t>
       </w:r>
     </w:p>
     <w:p>
@@ -302,7 +328,7 @@
         <w:spacing w:before="120" w:after="60" w:line="280" w:lineRule="exact"/>
       </w:pPr>
       <w:r>
-        <w:t>Selected Open-Source Contributions: 6 Merged</w:t>
+        <w:t>Open-Source Contributions: 37 Merged in 30 Repositories</w:t>
       </w:r>
     </w:p>
     <w:p>
@@ -315,7 +341,7 @@
         <w:ind w:left="245" w:hanging="173"/>
       </w:pPr>
       <w:r>
-        <w:t>DeepEval #2822: fixed crashes on unhashable tool outputs and nested parameters; added regression tests to protect evaluation reliability. Merged.</w:t>
+        <w:t>DeepEval #2822: fixed crashes on unhashable tool outputs and nested parameters, with regression tests. Merged.</w:t>
       </w:r>
     </w:p>
     <w:p>
@@ -328,7 +354,7 @@
         <w:ind w:left="245" w:hanging="173"/>
       </w:pPr>
       <w:r>
-        <w:t>TOMLKit #549: preserved sibling keys during dotted-key replacement, preventing silent configuration data loss on round trips. Merged.</w:t>
+        <w:t>TOMLKit #549: preserved sibling keys in dotted-key replacement, preventing silent configuration loss. Merged.</w:t>
       </w:r>
     </w:p>
     <w:p>
@@ -341,7 +367,7 @@
         <w:ind w:left="245" w:hanging="173"/>
       </w:pPr>
       <w:r>
-        <w:t>Datasette #2815: corrected malformed composite-key requests from HTTP 500 or incorrect HTTP 200 to HTTP 400, with regression coverage. Merged.</w:t>
+        <w:t>Datasette #2815: corrected malformed composite-key requests from HTTP 500 to HTTP 400, with tests. Merged.</w:t>
       </w:r>
     </w:p>
     <w:p>
@@ -364,7 +390,7 @@
         <w:spacing w:before="0" w:after="60" w:line="252" w:lineRule="exact"/>
       </w:pPr>
       <w:r>
-        <w:t>Qualys Certified Specialist: Policy Audit, CAR, VMDR, KCS, TotalCloud, EDR. Microsoft Applied Skills: AI, identity, storage, and Azure DevOps security (95% assessment). Google badges/coursework: language-model coding, multi-agent systems, BigQuery prediction and modeling, MLOps evaluation. Coursework: security, AI governance, and developer tools. Full record: harperz9.github.io/cv.html.</w:t>
+        <w:t>Qualys Certified Specialist: six certifications, including VMDR, EDR and Policy Audit. Microsoft Applied Skills: four security credentials (95% assessment). Cisco Ethical Hacker. Full record: harperz9.github.io/cv.html.</w:t>
       </w:r>
     </w:p>
     <w:p>

--- a/career/Zain-Dana-Harper-Resume-Evaluation-Tooling-Python-Developer-Tools.docx
+++ b/career/Zain-Dana-Harper-Resume-Evaluation-Tooling-Python-Developer-Tools.docx
@@ -74,7 +74,7 @@
         <w:spacing w:before="0" w:after="60" w:line="252" w:lineRule="exact"/>
       </w:pPr>
       <w:r>
-        <w:t>Self-directed builder moving from arboriculture into AI and security evaluation; ships Python tools on PyPI.</w:t>
+        <w:t>Self-directed builder moving from arboriculture into AI and security evaluation. Flagship projects share one aim: make checking cheap, protect the commons, and keep provenance at the source.</w:t>
       </w:r>
     </w:p>
     <w:p>
@@ -175,7 +175,7 @@
         <w:ind w:left="245" w:hanging="173"/>
       </w:pPr>
       <w:r>
-        <w:t>Built Daylight Commons 3.1.0, an AGPL extension showing sourced evidence on nine platforms; its slur sign scored precision of 3,995 of 4,392 on public labelled corpora.</w:t>
+        <w:t>Built Daylight Commons 3.1.0, AGPL, nine platforms; slur-sign precision 3,995 of 4,392 on labelled corpora.</w:t>
       </w:r>
     </w:p>
     <w:p>

--- a/career/Zain-Dana-Harper-Resume-Evaluation-Tooling-Python-Developer-Tools.docx
+++ b/career/Zain-Dana-Harper-Resume-Evaluation-Tooling-Python-Developer-Tools.docx
@@ -74,7 +74,7 @@
         <w:spacing w:before="0" w:after="60" w:line="252" w:lineRule="exact"/>
       </w:pPr>
       <w:r>
-        <w:t>Self-directed builder moving from arboriculture into AI and security evaluation. Flagship projects share one aim: make checking cheap, protect the commons, and keep provenance at the source.</w:t>
+        <w:t>Self-directed builder moving from arboriculture into AI and security evaluation.</w:t>
       </w:r>
     </w:p>
     <w:p>
@@ -149,7 +149,7 @@
         <w:ind w:left="245" w:hanging="173"/>
       </w:pPr>
       <w:r>
-        <w:t>Built 324 exhaustive terminal-state fixtures and 337 component cases with 5,058 frozen expectations, separating failed outputs from valid results.</w:t>
+        <w:t>Built test infrastructure for evaluating AI agents: 324 terminal-state fixtures and 337 component cases that separate failed outputs from provider failures.</w:t>
       </w:r>
     </w:p>
     <w:p>
@@ -162,7 +162,7 @@
         <w:ind w:left="245" w:hanging="173"/>
       </w:pPr>
       <w:r>
-        <w:t>Built Articulate 0.15.0 writing analysis, Accountable Surface approval interfaces, BuildLang 1.8.0 capability checks, and Phantom audit/restore workflows for inspectable changes.</w:t>
+        <w:t>Built Articulate 0.15.1 writing analysis, Accountable Surface approval interfaces, BuildLang 1.8.0 capability checks and Phantom audit and restore.</w:t>
       </w:r>
     </w:p>
     <w:p>
@@ -175,7 +175,7 @@
         <w:ind w:left="245" w:hanging="173"/>
       </w:pPr>
       <w:r>
-        <w:t>Built Daylight Commons 3.1.0, AGPL, nine platforms; slur-sign precision 3,995 of 4,392 on labelled corpora.</w:t>
+        <w:t>Built Daylight Commons 3.2.2, a browser extension for nine platforms; slur-sign precision 3,995 of 4,392.</w:t>
       </w:r>
     </w:p>
     <w:p>
@@ -188,7 +188,7 @@
         <w:ind w:left="245" w:hanging="173"/>
       </w:pPr>
       <w:r>
-        <w:t>Ran a pinned METR count_odds check with three deterministic controls, keeping logs and score provenance through the Inspect-to-Flywheel handoff.</w:t>
+        <w:t>Ran a pinned METR count_odds task through the Inspect-to-Flywheel bridge with three deterministic controls.</w:t>
       </w:r>
     </w:p>
     <w:p>

--- a/career/Zain-Dana-Harper-Resume-Evaluation-Tooling-Python-Developer-Tools.docx
+++ b/career/Zain-Dana-Harper-Resume-Evaluation-Tooling-Python-Developer-Tools.docx
@@ -175,7 +175,7 @@
         <w:ind w:left="245" w:hanging="173"/>
       </w:pPr>
       <w:r>
-        <w:t>Built Daylight Commons 3.2.2, a browser extension for nine platforms; slur-sign precision 3,995 of 4,392.</w:t>
+        <w:t>Built Daylight Commons 3.2.2 (now CMMNS), a browser extension for nine platforms; slur-sign precision 3,995 of 4,392.</w:t>
       </w:r>
     </w:p>
     <w:p>
